--- a/templates/court-letters/Ltr to Court confirming client granted legal aid .docx
+++ b/templates/court-letters/Ltr to Court confirming client granted legal aid .docx
@@ -1455,7 +1455,7 @@
           <w:b/>
           <w:caps/>
         </w:rPr>
-        <w:t>NaTALIE QUIRKE</w:t>
+        <w:t>NEW GEN AUTOMATION</w:t>
       </w:r>
     </w:p>
     <w:p>
@@ -1486,7 +1486,7 @@
         <w:rPr>
           <w:sz w:val="18"/>
         </w:rPr>
-        <w:t>natalie@nataliequirke.co.nz</w:t>
+        <w:t>hello@newgenautomation.nz</w:t>
       </w:r>
     </w:p>
     <w:p>
@@ -1893,7 +1893,7 @@
         <w:sz w:val="52"/>
         <w:szCs w:val="52"/>
       </w:rPr>
-      <w:t xml:space="preserve">Natalie Quirke </w:t>
+      <w:t xml:space="preserve">NEW GEN AUTOMATION </w:t>
     </w:r>
     <w:r>
       <w:rPr>
@@ -1974,7 +1974,7 @@
                               <w:sz w:val="14"/>
                               <w:lang w:val="en-NZ" w:eastAsia="en-NZ"/>
                             </w:rPr>
-                            <w:t xml:space="preserve">PO Box 25 977 </w:t>
+                            <w:t xml:space="preserve">Auckland 1010 </w:t>
                           </w:r>
                         </w:p>
                         <w:p>
@@ -1994,7 +1994,7 @@
                               <w:sz w:val="14"/>
                               <w:lang w:val="en-NZ" w:eastAsia="en-NZ"/>
                             </w:rPr>
-                            <w:t>St Heliers 1070</w:t>
+                            <w:t>Auckland 1010</w:t>
                           </w:r>
                         </w:p>
                         <w:p>
@@ -2065,7 +2065,7 @@
                               <w:sz w:val="14"/>
                               <w:lang w:val="en-NZ" w:eastAsia="en-NZ"/>
                             </w:rPr>
-                            <w:t>natalie@nataliequirke.co.nz</w:t>
+                            <w:t>hello@newgenautomation.nz</w:t>
                           </w:r>
                         </w:p>
                         <w:p>
@@ -2196,7 +2196,7 @@
                         <w:sz w:val="14"/>
                         <w:lang w:val="en-NZ" w:eastAsia="en-NZ"/>
                       </w:rPr>
-                      <w:t xml:space="preserve">PO Box 25 977 </w:t>
+                      <w:t xml:space="preserve">Auckland 1010 </w:t>
                     </w:r>
                   </w:p>
                   <w:p>
@@ -2216,7 +2216,7 @@
                         <w:sz w:val="14"/>
                         <w:lang w:val="en-NZ" w:eastAsia="en-NZ"/>
                       </w:rPr>
-                      <w:t>St Heliers 1070</w:t>
+                      <w:t>Auckland 1010</w:t>
                     </w:r>
                   </w:p>
                   <w:p>
@@ -2287,7 +2287,7 @@
                         <w:sz w:val="14"/>
                         <w:lang w:val="en-NZ" w:eastAsia="en-NZ"/>
                       </w:rPr>
-                      <w:t>natalie@nataliequirke.co.nz</w:t>
+                      <w:t>hello@newgenautomation.nz</w:t>
                     </w:r>
                   </w:p>
                   <w:p>

--- a/templates/court-letters/Ltr to Court confirming client granted legal aid .docx
+++ b/templates/court-letters/Ltr to Court confirming client granted legal aid .docx
@@ -1486,7 +1486,7 @@
         <w:rPr>
           <w:sz w:val="18"/>
         </w:rPr>
-        <w:t>hello@newgenautomation.nz</w:t>
+        <w:t>will@newgenbusiness.nz</w:t>
       </w:r>
     </w:p>
     <w:p>
@@ -2016,7 +2016,7 @@
                               <w:sz w:val="14"/>
                               <w:lang w:val="en-NZ" w:eastAsia="en-NZ"/>
                             </w:rPr>
-                            <w:t>Tel:  (09) 575 6757</w:t>
+                            <w:t>Tel: (09) 235 5523</w:t>
                           </w:r>
                         </w:p>
                         <w:p>
@@ -2036,7 +2036,7 @@
                               <w:sz w:val="14"/>
                               <w:lang w:val="en-NZ" w:eastAsia="en-NZ"/>
                             </w:rPr>
-                            <w:t>Mob: 0274 944 411</w:t>
+                            <w:t>Mob: 027 230 5006</w:t>
                           </w:r>
                         </w:p>
                         <w:p>
@@ -2065,7 +2065,7 @@
                               <w:sz w:val="14"/>
                               <w:lang w:val="en-NZ" w:eastAsia="en-NZ"/>
                             </w:rPr>
-                            <w:t>hello@newgenautomation.nz</w:t>
+                            <w:t>will@newgenbusiness.nz</w:t>
                           </w:r>
                         </w:p>
                         <w:p>
@@ -2238,7 +2238,7 @@
                         <w:sz w:val="14"/>
                         <w:lang w:val="en-NZ" w:eastAsia="en-NZ"/>
                       </w:rPr>
-                      <w:t>Tel:  (09) 575 6757</w:t>
+                      <w:t>Tel: (09) 235 5523</w:t>
                     </w:r>
                   </w:p>
                   <w:p>
@@ -2258,7 +2258,7 @@
                         <w:sz w:val="14"/>
                         <w:lang w:val="en-NZ" w:eastAsia="en-NZ"/>
                       </w:rPr>
-                      <w:t>Mob: 0274 944 411</w:t>
+                      <w:t>Mob: 027 230 5006</w:t>
                     </w:r>
                   </w:p>
                   <w:p>
@@ -2287,7 +2287,7 @@
                         <w:sz w:val="14"/>
                         <w:lang w:val="en-NZ" w:eastAsia="en-NZ"/>
                       </w:rPr>
-                      <w:t>hello@newgenautomation.nz</w:t>
+                      <w:t>will@newgenbusiness.nz</w:t>
                     </w:r>
                   </w:p>
                   <w:p>
